--- a/chapters/samatha-and-vipassana/chapter-preprint-refined.docx
+++ b/chapters/samatha-and-vipassana/chapter-preprint-refined.docx
@@ -151,7 +151,7 @@
           <w:color w:val="888888"/>
           <w:sz w:val="18"/>
         </w:rPr>
-        <w:t>on the theme of  samatha and vipassana</w:t>
+        <w:t>on the theme of  right concentration (samma samadhi) &amp; jhana</w:t>
       </w:r>
     </w:p>
     <w:p>
@@ -1366,7 +1366,7 @@
           <w:color w:val="888888"/>
           <w:sz w:val="18"/>
         </w:rPr>
-        <w:t>Based on: Samatha-Vipassana.To play the media you will need to either update your browser to a recent version or update yourFlash plugin</w:t>
+        <w:t>Based on: Samatha and Vipassanā</w:t>
       </w:r>
       <w:r>
         <w:br/>
